--- a/Reportes/CondGen_309_Gobierno.docx
+++ b/Reportes/CondGen_309_Gobierno.docx
@@ -118,31 +118,7 @@
           <w:sz w:val="17"/>
           <w:szCs w:val="24"/>
         </w:rPr>
-        <w:t>NÚMERO DE FIANZA: {</w:t>
-      </w:r>
-      <w:proofErr w:type="spellStart"/>
-      <w:proofErr w:type="gramStart"/>
-      <w:r>
-        <w:rPr>
-          <w:rFonts w:ascii="Arial" w:eastAsia="Times New Roman" w:hAnsi="Arial" w:cs="Arial"/>
-          <w:color w:val="000000"/>
-          <w:kern w:val="2"/>
-          <w:sz w:val="17"/>
-          <w:szCs w:val="24"/>
-        </w:rPr>
-        <w:t>custom.NumeroFianza</w:t>
-      </w:r>
-      <w:proofErr w:type="spellEnd"/>
-      <w:proofErr w:type="gramEnd"/>
-      <w:r>
-        <w:rPr>
-          <w:rFonts w:ascii="Arial" w:eastAsia="Times New Roman" w:hAnsi="Arial" w:cs="Arial"/>
-          <w:color w:val="000000"/>
-          <w:kern w:val="2"/>
-          <w:sz w:val="17"/>
-          <w:szCs w:val="24"/>
-        </w:rPr>
-        <w:t>}</w:t>
+        <w:t xml:space="preserve">NÚMERO DE FIANZA: </w:t>
       </w:r>
     </w:p>
     <w:p>
@@ -2730,59 +2706,6 @@
     </w:p>
     <w:p>
       <w:pPr>
-        <w:framePr w:w="8595" w:h="229" w:hRule="exact" w:wrap="auto" w:vAnchor="page" w:hAnchor="page" w:x="571" w:y="14852"/>
-        <w:widowControl w:val="0"/>
-        <w:tabs>
-          <w:tab w:val="left" w:pos="360"/>
-          <w:tab w:val="left" w:pos="720"/>
-          <w:tab w:val="left" w:pos="1080"/>
-          <w:tab w:val="left" w:pos="1440"/>
-          <w:tab w:val="left" w:pos="1800"/>
-          <w:tab w:val="left" w:pos="2160"/>
-          <w:tab w:val="left" w:pos="2520"/>
-          <w:tab w:val="left" w:pos="2880"/>
-          <w:tab w:val="left" w:pos="3240"/>
-          <w:tab w:val="left" w:pos="3600"/>
-          <w:tab w:val="left" w:pos="3960"/>
-          <w:tab w:val="left" w:pos="4320"/>
-          <w:tab w:val="left" w:pos="4680"/>
-          <w:tab w:val="left" w:pos="5040"/>
-          <w:tab w:val="left" w:pos="5400"/>
-          <w:tab w:val="left" w:pos="5760"/>
-          <w:tab w:val="left" w:pos="6120"/>
-          <w:tab w:val="left" w:pos="6480"/>
-          <w:tab w:val="left" w:pos="6840"/>
-          <w:tab w:val="left" w:pos="7200"/>
-          <w:tab w:val="left" w:pos="7560"/>
-          <w:tab w:val="left" w:pos="7920"/>
-          <w:tab w:val="left" w:pos="8280"/>
-        </w:tabs>
-        <w:autoSpaceDE w:val="0"/>
-        <w:autoSpaceDN w:val="0"/>
-        <w:adjustRightInd w:val="0"/>
-        <w:spacing w:after="0" w:line="240" w:lineRule="auto"/>
-        <w:rPr>
-          <w:rFonts w:ascii="Arial" w:eastAsia="Times New Roman" w:hAnsi="Arial" w:cs="Arial"/>
-          <w:color w:val="000000"/>
-          <w:kern w:val="2"/>
-          <w:sz w:val="15"/>
-          <w:szCs w:val="24"/>
-        </w:rPr>
-      </w:pPr>
-      <w:r>
-        <w:rPr>
-          <w:rFonts w:ascii="Arial" w:eastAsia="Times New Roman" w:hAnsi="Arial" w:cs="Arial"/>
-          <w:color w:val="000000"/>
-          <w:kern w:val="2"/>
-          <w:sz w:val="15"/>
-          <w:szCs w:val="24"/>
-        </w:rPr>
-        <w:t xml:space="preserve">Regulado y Supervisado por la Superintendencia de Seguros y Reaseguros de Panamá  </w:t>
-      </w:r>
-    </w:p>
-    <w:p>
-      <w:pPr>
-        <w:framePr w:w="10455" w:h="219" w:hRule="exact" w:wrap="auto" w:vAnchor="page" w:hAnchor="page" w:x="549" w:y="14691"/>
         <w:widowControl w:val="0"/>
         <w:tabs>
           <w:tab w:val="left" w:pos="360"/>
@@ -2827,68 +2750,9 @@
           <w:szCs w:val="24"/>
         </w:rPr>
       </w:pPr>
-      <w:r>
-        <w:rPr>
-          <w:rFonts w:ascii="Arial" w:eastAsia="Times New Roman" w:hAnsi="Arial" w:cs="Arial"/>
-          <w:color w:val="000000"/>
-          <w:kern w:val="2"/>
-          <w:sz w:val="13"/>
-          <w:szCs w:val="24"/>
-        </w:rPr>
-        <w:t>(Texto aprobado por la Contraloría General de la República de conformidad con la Resolución Núm.2259</w:t>
-      </w:r>
-      <w:r>
-        <w:rPr>
-          <w:rFonts w:ascii="Arial" w:eastAsia="Times New Roman" w:hAnsi="Arial" w:cs="Arial"/>
-          <w:color w:val="000000"/>
-          <w:kern w:val="2"/>
-          <w:sz w:val="13"/>
-          <w:szCs w:val="24"/>
-        </w:rPr>
-        <w:noBreakHyphen/>
-        <w:t>2023</w:t>
-      </w:r>
-      <w:r>
-        <w:rPr>
-          <w:rFonts w:ascii="Arial" w:eastAsia="Times New Roman" w:hAnsi="Arial" w:cs="Arial"/>
-          <w:color w:val="000000"/>
-          <w:kern w:val="2"/>
-          <w:sz w:val="13"/>
-          <w:szCs w:val="24"/>
-        </w:rPr>
-        <w:noBreakHyphen/>
-        <w:t>LEG/</w:t>
-      </w:r>
-      <w:proofErr w:type="spellStart"/>
-      <w:r>
-        <w:rPr>
-          <w:rFonts w:ascii="Arial" w:eastAsia="Times New Roman" w:hAnsi="Arial" w:cs="Arial"/>
-          <w:color w:val="000000"/>
-          <w:kern w:val="2"/>
-          <w:sz w:val="13"/>
-          <w:szCs w:val="24"/>
-        </w:rPr>
-        <w:t>FySE</w:t>
-      </w:r>
-      <w:proofErr w:type="spellEnd"/>
-      <w:r>
-        <w:rPr>
-          <w:rFonts w:ascii="Arial" w:eastAsia="Times New Roman" w:hAnsi="Arial" w:cs="Arial"/>
-          <w:color w:val="000000"/>
-          <w:kern w:val="2"/>
-          <w:sz w:val="13"/>
-          <w:szCs w:val="24"/>
-        </w:rPr>
-        <w:t xml:space="preserve"> de 10 de agosto de 2023.)</w:t>
-      </w:r>
     </w:p>
     <w:sectPr>
-      <w:headerReference w:type="even" r:id="rId6"/>
-      <w:headerReference w:type="default" r:id="rId7"/>
-      <w:footerReference w:type="even" r:id="rId8"/>
-      <w:footerReference w:type="default" r:id="rId9"/>
-      <w:headerReference w:type="first" r:id="rId10"/>
-      <w:footerReference w:type="first" r:id="rId11"/>
+      <w:footerReference w:type="default" r:id="rId6"/>
       <w:type w:val="continuous"/>
       <w:pgSz w:w="12240" w:h="15840"/>
       <w:pgMar w:top="360" w:right="360" w:bottom="750" w:left="360" w:header="720" w:footer="720" w:gutter="0"/>
@@ -2926,19 +2790,158 @@
 
 <file path=word/footer1.xml><?xml version="1.0" encoding="utf-8"?>
 <w:ftr xmlns:wpc="http://schemas.microsoft.com/office/word/2010/wordprocessingCanvas" xmlns:cx="http://schemas.microsoft.com/office/drawing/2014/chartex" xmlns:cx1="http://schemas.microsoft.com/office/drawing/2015/9/8/chartex" xmlns:cx2="http://schemas.microsoft.com/office/drawing/2015/10/21/chartex" xmlns:cx3="http://schemas.microsoft.com/office/drawing/2016/5/9/chartex" xmlns:cx4="http://schemas.microsoft.com/office/drawing/2016/5/10/chartex" xmlns:cx5="http://schemas.microsoft.com/office/drawing/2016/5/11/chartex" xmlns:cx6="http://schemas.microsoft.com/office/drawing/2016/5/12/chartex" xmlns:cx7="http://schemas.microsoft.com/office/drawing/2016/5/13/chartex" xmlns:cx8="http://schemas.microsoft.com/office/drawing/2016/5/14/chartex" xmlns:mc="http://schemas.openxmlformats.org/markup-compatibility/2006" xmlns:aink="http://schemas.microsoft.com/office/drawing/2016/ink" xmlns:am3d="http://schemas.microsoft.com/office/drawing/2017/model3d" xmlns:o="urn:schemas-microsoft-com:office:office" xmlns:oel="http://schemas.microsoft.com/office/2019/extlst" xmlns:r="http://schemas.openxmlformats.org/officeDocument/2006/relationships" xmlns:m="http://schemas.openxmlformats.org/officeDocument/2006/math" xmlns:v="urn:schemas-microsoft-com:vml" xmlns:wp14="http://schemas.microsoft.com/office/word/2010/wordprocessingDrawing" xmlns:wp="http://schemas.openxmlformats.org/drawingml/2006/wordprocessingDrawing" xmlns:w10="urn:schemas-microsoft-com:office:word" xmlns:w="http://schemas.openxmlformats.org/wordprocessingml/2006/main" xmlns:w14="http://schemas.microsoft.com/office/word/2010/wordml" xmlns:w15="http://schemas.microsoft.com/office/word/2012/wordml" xmlns:w16cex="http://schemas.microsoft.com/office/word/2018/wordml/cex" xmlns:w16cid="http://schemas.microsoft.com/office/word/2016/wordml/cid" xmlns:w16="http://schemas.microsoft.com/office/word/2018/wordml" xmlns:w16sdtdh="http://schemas.microsoft.com/office/word/2020/wordml/sdtdatahash" xmlns:w16se="http://schemas.microsoft.com/office/word/2015/wordml/symex" xmlns:wpg="http://schemas.microsoft.com/office/word/2010/wordprocessingGroup" xmlns:wpi="http://schemas.microsoft.com/office/word/2010/wordprocessingInk" xmlns:wne="http://schemas.microsoft.com/office/word/2006/wordml" xmlns:wps="http://schemas.microsoft.com/office/word/2010/wordprocessingShape" mc:Ignorable="w14 w15 w16se w16cid w16 w16cex w16sdtdh wp14">
-  <w:p/>
-</w:ftr>
-</file>
-
-<file path=word/footer2.xml><?xml version="1.0" encoding="utf-8"?>
-<w:ftr xmlns:wpc="http://schemas.microsoft.com/office/word/2010/wordprocessingCanvas" xmlns:cx="http://schemas.microsoft.com/office/drawing/2014/chartex" xmlns:cx1="http://schemas.microsoft.com/office/drawing/2015/9/8/chartex" xmlns:cx2="http://schemas.microsoft.com/office/drawing/2015/10/21/chartex" xmlns:cx3="http://schemas.microsoft.com/office/drawing/2016/5/9/chartex" xmlns:cx4="http://schemas.microsoft.com/office/drawing/2016/5/10/chartex" xmlns:cx5="http://schemas.microsoft.com/office/drawing/2016/5/11/chartex" xmlns:cx6="http://schemas.microsoft.com/office/drawing/2016/5/12/chartex" xmlns:cx7="http://schemas.microsoft.com/office/drawing/2016/5/13/chartex" xmlns:cx8="http://schemas.microsoft.com/office/drawing/2016/5/14/chartex" xmlns:mc="http://schemas.openxmlformats.org/markup-compatibility/2006" xmlns:aink="http://schemas.microsoft.com/office/drawing/2016/ink" xmlns:am3d="http://schemas.microsoft.com/office/drawing/2017/model3d" xmlns:o="urn:schemas-microsoft-com:office:office" xmlns:oel="http://schemas.microsoft.com/office/2019/extlst" xmlns:r="http://schemas.openxmlformats.org/officeDocument/2006/relationships" xmlns:m="http://schemas.openxmlformats.org/officeDocument/2006/math" xmlns:v="urn:schemas-microsoft-com:vml" xmlns:wp14="http://schemas.microsoft.com/office/word/2010/wordprocessingDrawing" xmlns:wp="http://schemas.openxmlformats.org/drawingml/2006/wordprocessingDrawing" xmlns:w10="urn:schemas-microsoft-com:office:word" xmlns:w="http://schemas.openxmlformats.org/wordprocessingml/2006/main" xmlns:w14="http://schemas.microsoft.com/office/word/2010/wordml" xmlns:w15="http://schemas.microsoft.com/office/word/2012/wordml" xmlns:w16cex="http://schemas.microsoft.com/office/word/2018/wordml/cex" xmlns:w16cid="http://schemas.microsoft.com/office/word/2016/wordml/cid" xmlns:w16="http://schemas.microsoft.com/office/word/2018/wordml" xmlns:w16sdtdh="http://schemas.microsoft.com/office/word/2020/wordml/sdtdatahash" xmlns:w16se="http://schemas.microsoft.com/office/word/2015/wordml/symex" xmlns:wpg="http://schemas.microsoft.com/office/word/2010/wordprocessingGroup" xmlns:wpi="http://schemas.microsoft.com/office/word/2010/wordprocessingInk" xmlns:wne="http://schemas.microsoft.com/office/word/2006/wordml" xmlns:wps="http://schemas.microsoft.com/office/word/2010/wordprocessingShape" mc:Ignorable="w14 w15 w16se w16cid w16 w16cex w16sdtdh wp14">
-  <w:p/>
-</w:ftr>
-</file>
-
-<file path=word/footer3.xml><?xml version="1.0" encoding="utf-8"?>
-<w:ftr xmlns:wpc="http://schemas.microsoft.com/office/word/2010/wordprocessingCanvas" xmlns:cx="http://schemas.microsoft.com/office/drawing/2014/chartex" xmlns:cx1="http://schemas.microsoft.com/office/drawing/2015/9/8/chartex" xmlns:cx2="http://schemas.microsoft.com/office/drawing/2015/10/21/chartex" xmlns:cx3="http://schemas.microsoft.com/office/drawing/2016/5/9/chartex" xmlns:cx4="http://schemas.microsoft.com/office/drawing/2016/5/10/chartex" xmlns:cx5="http://schemas.microsoft.com/office/drawing/2016/5/11/chartex" xmlns:cx6="http://schemas.microsoft.com/office/drawing/2016/5/12/chartex" xmlns:cx7="http://schemas.microsoft.com/office/drawing/2016/5/13/chartex" xmlns:cx8="http://schemas.microsoft.com/office/drawing/2016/5/14/chartex" xmlns:mc="http://schemas.openxmlformats.org/markup-compatibility/2006" xmlns:aink="http://schemas.microsoft.com/office/drawing/2016/ink" xmlns:am3d="http://schemas.microsoft.com/office/drawing/2017/model3d" xmlns:o="urn:schemas-microsoft-com:office:office" xmlns:oel="http://schemas.microsoft.com/office/2019/extlst" xmlns:r="http://schemas.openxmlformats.org/officeDocument/2006/relationships" xmlns:m="http://schemas.openxmlformats.org/officeDocument/2006/math" xmlns:v="urn:schemas-microsoft-com:vml" xmlns:wp14="http://schemas.microsoft.com/office/word/2010/wordprocessingDrawing" xmlns:wp="http://schemas.openxmlformats.org/drawingml/2006/wordprocessingDrawing" xmlns:w10="urn:schemas-microsoft-com:office:word" xmlns:w="http://schemas.openxmlformats.org/wordprocessingml/2006/main" xmlns:w14="http://schemas.microsoft.com/office/word/2010/wordml" xmlns:w15="http://schemas.microsoft.com/office/word/2012/wordml" xmlns:w16cex="http://schemas.microsoft.com/office/word/2018/wordml/cex" xmlns:w16cid="http://schemas.microsoft.com/office/word/2016/wordml/cid" xmlns:w16="http://schemas.microsoft.com/office/word/2018/wordml" xmlns:w16sdtdh="http://schemas.microsoft.com/office/word/2020/wordml/sdtdatahash" xmlns:w16se="http://schemas.microsoft.com/office/word/2015/wordml/symex" xmlns:wpg="http://schemas.microsoft.com/office/word/2010/wordprocessingGroup" xmlns:wpi="http://schemas.microsoft.com/office/word/2010/wordprocessingInk" xmlns:wne="http://schemas.microsoft.com/office/word/2006/wordml" xmlns:wps="http://schemas.microsoft.com/office/word/2010/wordprocessingShape" mc:Ignorable="w14 w15 w16se w16cid w16 w16cex w16sdtdh wp14">
-  <w:p/>
+  <w:p>
+    <w:pPr>
+      <w:widowControl w:val="0"/>
+      <w:tabs>
+        <w:tab w:val="left" w:pos="360"/>
+        <w:tab w:val="left" w:pos="720"/>
+        <w:tab w:val="left" w:pos="1080"/>
+        <w:tab w:val="left" w:pos="1440"/>
+        <w:tab w:val="left" w:pos="1800"/>
+        <w:tab w:val="left" w:pos="2160"/>
+        <w:tab w:val="left" w:pos="2520"/>
+        <w:tab w:val="left" w:pos="2880"/>
+        <w:tab w:val="left" w:pos="3240"/>
+        <w:tab w:val="left" w:pos="3600"/>
+        <w:tab w:val="left" w:pos="3960"/>
+        <w:tab w:val="left" w:pos="4320"/>
+        <w:tab w:val="left" w:pos="4680"/>
+        <w:tab w:val="left" w:pos="5040"/>
+        <w:tab w:val="left" w:pos="5400"/>
+        <w:tab w:val="left" w:pos="5760"/>
+        <w:tab w:val="left" w:pos="6120"/>
+        <w:tab w:val="left" w:pos="6480"/>
+        <w:tab w:val="left" w:pos="6840"/>
+        <w:tab w:val="left" w:pos="7200"/>
+        <w:tab w:val="left" w:pos="7560"/>
+        <w:tab w:val="left" w:pos="7920"/>
+        <w:tab w:val="left" w:pos="8280"/>
+        <w:tab w:val="left" w:pos="8640"/>
+        <w:tab w:val="left" w:pos="9000"/>
+        <w:tab w:val="left" w:pos="9360"/>
+        <w:tab w:val="left" w:pos="9720"/>
+        <w:tab w:val="left" w:pos="10080"/>
+        <w:tab w:val="left" w:pos="10440"/>
+      </w:tabs>
+      <w:autoSpaceDE w:val="0"/>
+      <w:autoSpaceDN w:val="0"/>
+      <w:adjustRightInd w:val="0"/>
+      <w:spacing w:after="0" w:line="240" w:lineRule="auto"/>
+      <w:rPr>
+        <w:rFonts w:ascii="Arial" w:eastAsia="Times New Roman" w:hAnsi="Arial" w:cs="Arial"/>
+        <w:color w:val="000000"/>
+        <w:kern w:val="2"/>
+        <w:sz w:val="13"/>
+        <w:szCs w:val="24"/>
+      </w:rPr>
+    </w:pPr>
+    <w:r>
+      <w:rPr>
+        <w:rFonts w:ascii="Arial" w:eastAsia="Times New Roman" w:hAnsi="Arial" w:cs="Arial"/>
+        <w:color w:val="000000"/>
+        <w:kern w:val="2"/>
+        <w:sz w:val="13"/>
+        <w:szCs w:val="24"/>
+      </w:rPr>
+      <w:t>(Texto aprobado por la Contraloría General de la República de conformidad con la Resolución Núm.2259</w:t>
+    </w:r>
+    <w:r>
+      <w:rPr>
+        <w:rFonts w:ascii="Arial" w:eastAsia="Times New Roman" w:hAnsi="Arial" w:cs="Arial"/>
+        <w:color w:val="000000"/>
+        <w:kern w:val="2"/>
+        <w:sz w:val="13"/>
+        <w:szCs w:val="24"/>
+      </w:rPr>
+      <w:noBreakHyphen/>
+      <w:t>2023</w:t>
+    </w:r>
+    <w:r>
+      <w:rPr>
+        <w:rFonts w:ascii="Arial" w:eastAsia="Times New Roman" w:hAnsi="Arial" w:cs="Arial"/>
+        <w:color w:val="000000"/>
+        <w:kern w:val="2"/>
+        <w:sz w:val="13"/>
+        <w:szCs w:val="24"/>
+      </w:rPr>
+      <w:noBreakHyphen/>
+      <w:t>LEG/</w:t>
+    </w:r>
+    <w:proofErr w:type="spellStart"/>
+    <w:r>
+      <w:rPr>
+        <w:rFonts w:ascii="Arial" w:eastAsia="Times New Roman" w:hAnsi="Arial" w:cs="Arial"/>
+        <w:color w:val="000000"/>
+        <w:kern w:val="2"/>
+        <w:sz w:val="13"/>
+        <w:szCs w:val="24"/>
+      </w:rPr>
+      <w:t>FySE</w:t>
+    </w:r>
+    <w:proofErr w:type="spellEnd"/>
+    <w:r>
+      <w:rPr>
+        <w:rFonts w:ascii="Arial" w:eastAsia="Times New Roman" w:hAnsi="Arial" w:cs="Arial"/>
+        <w:color w:val="000000"/>
+        <w:kern w:val="2"/>
+        <w:sz w:val="13"/>
+        <w:szCs w:val="24"/>
+      </w:rPr>
+      <w:t xml:space="preserve"> de 10 de agosto de 2023.)</w:t>
+    </w:r>
+  </w:p>
+  <w:p>
+    <w:pPr>
+      <w:widowControl w:val="0"/>
+      <w:tabs>
+        <w:tab w:val="left" w:pos="360"/>
+        <w:tab w:val="left" w:pos="720"/>
+        <w:tab w:val="left" w:pos="1080"/>
+        <w:tab w:val="left" w:pos="1440"/>
+        <w:tab w:val="left" w:pos="1800"/>
+        <w:tab w:val="left" w:pos="2160"/>
+        <w:tab w:val="left" w:pos="2520"/>
+        <w:tab w:val="left" w:pos="2880"/>
+        <w:tab w:val="left" w:pos="3240"/>
+        <w:tab w:val="left" w:pos="3600"/>
+        <w:tab w:val="left" w:pos="3960"/>
+        <w:tab w:val="left" w:pos="4320"/>
+        <w:tab w:val="left" w:pos="4680"/>
+        <w:tab w:val="left" w:pos="5040"/>
+        <w:tab w:val="left" w:pos="5400"/>
+        <w:tab w:val="left" w:pos="5760"/>
+        <w:tab w:val="left" w:pos="6120"/>
+        <w:tab w:val="left" w:pos="6480"/>
+        <w:tab w:val="left" w:pos="6840"/>
+        <w:tab w:val="left" w:pos="7200"/>
+        <w:tab w:val="left" w:pos="7560"/>
+        <w:tab w:val="left" w:pos="7920"/>
+        <w:tab w:val="left" w:pos="8280"/>
+      </w:tabs>
+      <w:autoSpaceDE w:val="0"/>
+      <w:autoSpaceDN w:val="0"/>
+      <w:adjustRightInd w:val="0"/>
+      <w:spacing w:after="0" w:line="240" w:lineRule="auto"/>
+      <w:rPr>
+        <w:rFonts w:ascii="Arial" w:eastAsia="Times New Roman" w:hAnsi="Arial" w:cs="Arial"/>
+        <w:color w:val="000000"/>
+        <w:kern w:val="2"/>
+        <w:sz w:val="15"/>
+        <w:szCs w:val="24"/>
+      </w:rPr>
+    </w:pPr>
+    <w:r>
+      <w:rPr>
+        <w:rFonts w:ascii="Arial" w:eastAsia="Times New Roman" w:hAnsi="Arial" w:cs="Arial"/>
+        <w:color w:val="000000"/>
+        <w:kern w:val="2"/>
+        <w:sz w:val="15"/>
+        <w:szCs w:val="24"/>
+      </w:rPr>
+      <w:t xml:space="preserve">Regulado y Supervisado por la Superintendencia de Seguros y Reaseguros de Panamá  </w:t>
+    </w:r>
+  </w:p>
 </w:ftr>
 </file>
 
@@ -2965,24 +2968,6 @@
     </w:p>
   </w:footnote>
 </w:footnotes>
-</file>
-
-<file path=word/header1.xml><?xml version="1.0" encoding="utf-8"?>
-<w:hdr xmlns:wpc="http://schemas.microsoft.com/office/word/2010/wordprocessingCanvas" xmlns:cx="http://schemas.microsoft.com/office/drawing/2014/chartex" xmlns:cx1="http://schemas.microsoft.com/office/drawing/2015/9/8/chartex" xmlns:cx2="http://schemas.microsoft.com/office/drawing/2015/10/21/chartex" xmlns:cx3="http://schemas.microsoft.com/office/drawing/2016/5/9/chartex" xmlns:cx4="http://schemas.microsoft.com/office/drawing/2016/5/10/chartex" xmlns:cx5="http://schemas.microsoft.com/office/drawing/2016/5/11/chartex" xmlns:cx6="http://schemas.microsoft.com/office/drawing/2016/5/12/chartex" xmlns:cx7="http://schemas.microsoft.com/office/drawing/2016/5/13/chartex" xmlns:cx8="http://schemas.microsoft.com/office/drawing/2016/5/14/chartex" xmlns:mc="http://schemas.openxmlformats.org/markup-compatibility/2006" xmlns:aink="http://schemas.microsoft.com/office/drawing/2016/ink" xmlns:am3d="http://schemas.microsoft.com/office/drawing/2017/model3d" xmlns:o="urn:schemas-microsoft-com:office:office" xmlns:oel="http://schemas.microsoft.com/office/2019/extlst" xmlns:r="http://schemas.openxmlformats.org/officeDocument/2006/relationships" xmlns:m="http://schemas.openxmlformats.org/officeDocument/2006/math" xmlns:v="urn:schemas-microsoft-com:vml" xmlns:wp14="http://schemas.microsoft.com/office/word/2010/wordprocessingDrawing" xmlns:wp="http://schemas.openxmlformats.org/drawingml/2006/wordprocessingDrawing" xmlns:w10="urn:schemas-microsoft-com:office:word" xmlns:w="http://schemas.openxmlformats.org/wordprocessingml/2006/main" xmlns:w14="http://schemas.microsoft.com/office/word/2010/wordml" xmlns:w15="http://schemas.microsoft.com/office/word/2012/wordml" xmlns:w16cex="http://schemas.microsoft.com/office/word/2018/wordml/cex" xmlns:w16cid="http://schemas.microsoft.com/office/word/2016/wordml/cid" xmlns:w16="http://schemas.microsoft.com/office/word/2018/wordml" xmlns:w16sdtdh="http://schemas.microsoft.com/office/word/2020/wordml/sdtdatahash" xmlns:w16se="http://schemas.microsoft.com/office/word/2015/wordml/symex" xmlns:wpg="http://schemas.microsoft.com/office/word/2010/wordprocessingGroup" xmlns:wpi="http://schemas.microsoft.com/office/word/2010/wordprocessingInk" xmlns:wne="http://schemas.microsoft.com/office/word/2006/wordml" xmlns:wps="http://schemas.microsoft.com/office/word/2010/wordprocessingShape" mc:Ignorable="w14 w15 w16se w16cid w16 w16cex w16sdtdh wp14">
-  <w:p/>
-</w:hdr>
-</file>
-
-<file path=word/header2.xml><?xml version="1.0" encoding="utf-8"?>
-<w:hdr xmlns:wpc="http://schemas.microsoft.com/office/word/2010/wordprocessingCanvas" xmlns:cx="http://schemas.microsoft.com/office/drawing/2014/chartex" xmlns:cx1="http://schemas.microsoft.com/office/drawing/2015/9/8/chartex" xmlns:cx2="http://schemas.microsoft.com/office/drawing/2015/10/21/chartex" xmlns:cx3="http://schemas.microsoft.com/office/drawing/2016/5/9/chartex" xmlns:cx4="http://schemas.microsoft.com/office/drawing/2016/5/10/chartex" xmlns:cx5="http://schemas.microsoft.com/office/drawing/2016/5/11/chartex" xmlns:cx6="http://schemas.microsoft.com/office/drawing/2016/5/12/chartex" xmlns:cx7="http://schemas.microsoft.com/office/drawing/2016/5/13/chartex" xmlns:cx8="http://schemas.microsoft.com/office/drawing/2016/5/14/chartex" xmlns:mc="http://schemas.openxmlformats.org/markup-compatibility/2006" xmlns:aink="http://schemas.microsoft.com/office/drawing/2016/ink" xmlns:am3d="http://schemas.microsoft.com/office/drawing/2017/model3d" xmlns:o="urn:schemas-microsoft-com:office:office" xmlns:oel="http://schemas.microsoft.com/office/2019/extlst" xmlns:r="http://schemas.openxmlformats.org/officeDocument/2006/relationships" xmlns:m="http://schemas.openxmlformats.org/officeDocument/2006/math" xmlns:v="urn:schemas-microsoft-com:vml" xmlns:wp14="http://schemas.microsoft.com/office/word/2010/wordprocessingDrawing" xmlns:wp="http://schemas.openxmlformats.org/drawingml/2006/wordprocessingDrawing" xmlns:w10="urn:schemas-microsoft-com:office:word" xmlns:w="http://schemas.openxmlformats.org/wordprocessingml/2006/main" xmlns:w14="http://schemas.microsoft.com/office/word/2010/wordml" xmlns:w15="http://schemas.microsoft.com/office/word/2012/wordml" xmlns:w16cex="http://schemas.microsoft.com/office/word/2018/wordml/cex" xmlns:w16cid="http://schemas.microsoft.com/office/word/2016/wordml/cid" xmlns:w16="http://schemas.microsoft.com/office/word/2018/wordml" xmlns:w16sdtdh="http://schemas.microsoft.com/office/word/2020/wordml/sdtdatahash" xmlns:w16se="http://schemas.microsoft.com/office/word/2015/wordml/symex" xmlns:wpg="http://schemas.microsoft.com/office/word/2010/wordprocessingGroup" xmlns:wpi="http://schemas.microsoft.com/office/word/2010/wordprocessingInk" xmlns:wne="http://schemas.microsoft.com/office/word/2006/wordml" xmlns:wps="http://schemas.microsoft.com/office/word/2010/wordprocessingShape" mc:Ignorable="w14 w15 w16se w16cid w16 w16cex w16sdtdh wp14">
-  <w:p/>
-</w:hdr>
-</file>
-
-<file path=word/header3.xml><?xml version="1.0" encoding="utf-8"?>
-<w:hdr xmlns:wpc="http://schemas.microsoft.com/office/word/2010/wordprocessingCanvas" xmlns:cx="http://schemas.microsoft.com/office/drawing/2014/chartex" xmlns:cx1="http://schemas.microsoft.com/office/drawing/2015/9/8/chartex" xmlns:cx2="http://schemas.microsoft.com/office/drawing/2015/10/21/chartex" xmlns:cx3="http://schemas.microsoft.com/office/drawing/2016/5/9/chartex" xmlns:cx4="http://schemas.microsoft.com/office/drawing/2016/5/10/chartex" xmlns:cx5="http://schemas.microsoft.com/office/drawing/2016/5/11/chartex" xmlns:cx6="http://schemas.microsoft.com/office/drawing/2016/5/12/chartex" xmlns:cx7="http://schemas.microsoft.com/office/drawing/2016/5/13/chartex" xmlns:cx8="http://schemas.microsoft.com/office/drawing/2016/5/14/chartex" xmlns:mc="http://schemas.openxmlformats.org/markup-compatibility/2006" xmlns:aink="http://schemas.microsoft.com/office/drawing/2016/ink" xmlns:am3d="http://schemas.microsoft.com/office/drawing/2017/model3d" xmlns:o="urn:schemas-microsoft-com:office:office" xmlns:oel="http://schemas.microsoft.com/office/2019/extlst" xmlns:r="http://schemas.openxmlformats.org/officeDocument/2006/relationships" xmlns:m="http://schemas.openxmlformats.org/officeDocument/2006/math" xmlns:v="urn:schemas-microsoft-com:vml" xmlns:wp14="http://schemas.microsoft.com/office/word/2010/wordprocessingDrawing" xmlns:wp="http://schemas.openxmlformats.org/drawingml/2006/wordprocessingDrawing" xmlns:w10="urn:schemas-microsoft-com:office:word" xmlns:w="http://schemas.openxmlformats.org/wordprocessingml/2006/main" xmlns:w14="http://schemas.microsoft.com/office/word/2010/wordml" xmlns:w15="http://schemas.microsoft.com/office/word/2012/wordml" xmlns:w16cex="http://schemas.microsoft.com/office/word/2018/wordml/cex" xmlns:w16cid="http://schemas.microsoft.com/office/word/2016/wordml/cid" xmlns:w16="http://schemas.microsoft.com/office/word/2018/wordml" xmlns:w16sdtdh="http://schemas.microsoft.com/office/word/2020/wordml/sdtdatahash" xmlns:w16se="http://schemas.microsoft.com/office/word/2015/wordml/symex" xmlns:wpg="http://schemas.microsoft.com/office/word/2010/wordprocessingGroup" xmlns:wpi="http://schemas.microsoft.com/office/word/2010/wordprocessingInk" xmlns:wne="http://schemas.microsoft.com/office/word/2006/wordml" xmlns:wps="http://schemas.microsoft.com/office/word/2010/wordprocessingShape" mc:Ignorable="w14 w15 w16se w16cid w16 w16cex w16sdtdh wp14">
-  <w:p/>
-</w:hdr>
 </file>
 
 <file path=word/styles.xml><?xml version="1.0" encoding="utf-8"?>
@@ -3412,6 +3397,54 @@
     <w:semiHidden/>
     <w:unhideWhenUsed/>
   </w:style>
+  <w:style w:type="paragraph" w:styleId="Encabezado">
+    <w:name w:val="header"/>
+    <w:basedOn w:val="Normal"/>
+    <w:link w:val="EncabezadoCar"/>
+    <w:uiPriority w:val="99"/>
+    <w:unhideWhenUsed/>
+    <w:rsid w:val="0010077A"/>
+    <w:pPr>
+      <w:tabs>
+        <w:tab w:val="center" w:pos="4419"/>
+        <w:tab w:val="right" w:pos="8838"/>
+      </w:tabs>
+    </w:pPr>
+  </w:style>
+  <w:style w:type="character" w:customStyle="1" w:styleId="EncabezadoCar">
+    <w:name w:val="Encabezado Car"/>
+    <w:link w:val="Encabezado"/>
+    <w:uiPriority w:val="99"/>
+    <w:rsid w:val="0010077A"/>
+    <w:rPr>
+      <w:sz w:val="22"/>
+      <w:szCs w:val="22"/>
+    </w:rPr>
+  </w:style>
+  <w:style w:type="paragraph" w:styleId="Piedepgina">
+    <w:name w:val="footer"/>
+    <w:basedOn w:val="Normal"/>
+    <w:link w:val="PiedepginaCar"/>
+    <w:uiPriority w:val="99"/>
+    <w:unhideWhenUsed/>
+    <w:rsid w:val="0010077A"/>
+    <w:pPr>
+      <w:tabs>
+        <w:tab w:val="center" w:pos="4419"/>
+        <w:tab w:val="right" w:pos="8838"/>
+      </w:tabs>
+    </w:pPr>
+  </w:style>
+  <w:style w:type="character" w:customStyle="1" w:styleId="PiedepginaCar">
+    <w:name w:val="Pie de página Car"/>
+    <w:link w:val="Piedepgina"/>
+    <w:uiPriority w:val="99"/>
+    <w:rsid w:val="0010077A"/>
+    <w:rPr>
+      <w:sz w:val="22"/>
+      <w:szCs w:val="22"/>
+    </w:rPr>
+  </w:style>
 </w:styles>
 </file>
 
